--- a/docx_final/ИОТ-ВИД-03.docx
+++ b/docx_final/ИОТ-ВИД-03.docx
@@ -37,7 +37,7 @@
           <w:b w:val="0"/>
           <w:i w:val="0"/>
         </w:rPr>
-        <w:t>1.1. Настоящая инструкция устанавливает требования по обеспечению безопасных условий труда для начальника садово-парковой службы ООО «Слайс ЛТД».</w:t>
+        <w:t>1.1. Настоящая инструкция устанавливает требования по обеспечению безопасных условий труда для работников, выполняющих работы, на которые распространяется настоящая инструкция, в ООО «Слайс ЛТД».</w:t>
       </w:r>
     </w:p>
     <w:p>
@@ -58,7 +58,7 @@
           <w:b w:val="0"/>
           <w:i w:val="0"/>
         </w:rPr>
-        <w:t>1) изучения трудовых функций начальника садово-парковой службы;</w:t>
+        <w:t>1) изучения условий и опасностей выполнения работ, указанных в настоящей инструкции;</w:t>
       </w:r>
     </w:p>
     <w:p>
@@ -106,7 +106,7 @@
           <w:b w:val="0"/>
           <w:i w:val="0"/>
         </w:rPr>
-        <w:t>1.3. Выполнение требований настоящей инструкции обязательно для всех работников в должности начальника садово-парковой службы ООО «Слайс ЛТД» при выполнении ими трудовых обязанностей независимо от квалификации и стажа работы.</w:t>
+        <w:t>1.3. Выполнение требований настоящей инструкции обязательно для всех работников ООО «Слайс ЛТД», выполняющих работы, на которые распространяется настоящая инструкция, независимо от квалификации и стажа работы.</w:t>
       </w:r>
     </w:p>
     <w:p>
@@ -118,7 +118,7 @@
           <w:b w:val="0"/>
           <w:i w:val="0"/>
         </w:rPr>
-        <w:t>1.4. К самостоятельной работе в должности начальника садово-парковой службы допускаются лица не моложе 18 лет, прошедшие:</w:t>
+        <w:t>1.4. К самостоятельному выполнению работ, указанных в настоящей инструкции, допускаются лица не моложе 18 лет, прошедшие:</w:t>
       </w:r>
     </w:p>
     <w:p>
@@ -199,7 +199,7 @@
           <w:b w:val="0"/>
           <w:i w:val="0"/>
         </w:rPr>
-        <w:t>– проверку знаний правил электробезопасности в объёме III (до 1000 В) группы по электробезопасности как руководящему работнику, организующему и контролирующему эксплуатацию электрооборудования и электроинструмента в подразделении; при отсутствии возможности подтверждения III группы — II группа.</w:t>
+        <w:t>– проверку знаний правил электробезопасности в объёме не ниже II группы по электробезопасности (при работе с ручным электроинструментом).</w:t>
       </w:r>
     </w:p>
     <w:p>
